--- a/public/templates/erabiltzaileentzako-gida.docx
+++ b/public/templates/erabiltzaileentzako-gida.docx
@@ -16,7 +16,7 @@
         <w:pStyle w:val="FirstParagraph"/>
       </w:pPr>
       <w:r>
-        <w:t xml:space="preserve">Ikastetxea: {{schoolName}}</w:t>
+        <w:t xml:space="preserve">Ikastetxea: _______________</w:t>
       </w:r>
     </w:p>
     <w:p>
@@ -101,13 +101,13 @@
           <w:bCs/>
           <w:b/>
         </w:rPr>
-        <w:t xml:space="preserve">{{coordinatorName}}</w:t>
-      </w:r>
-      <w:r>
-        <w:t xml:space="preserve"> </w:t>
-      </w:r>
-      <w:r>
-        <w:t xml:space="preserve">— {{coordinatorPhone}}</w:t>
+        <w:t xml:space="preserve">____________________</w:t>
+      </w:r>
+      <w:r>
+        <w:t xml:space="preserve"> </w:t>
+      </w:r>
+      <w:r>
+        <w:t xml:space="preserve">— _____________________</w:t>
       </w:r>
     </w:p>
     <w:p>
@@ -679,7 +679,7 @@
         <w:rFonts w:asciiTheme="minorHAnsi" w:cstheme="minorBidi" w:eastAsiaTheme="minorHAnsi" w:hAnsiTheme="minorHAnsi"/>
         <w:sz w:val="24"/>
         <w:szCs w:val="24"/>
-        <w:lang w:bidi="ar-SA" w:eastAsia="en-US" w:val="eu"/>
+        <w:lang w:bidi="ar-SA" w:eastAsia="en-US" w:val="en-US"/>
       </w:rPr>
     </w:rPrDefault>
     <w:pPrDefault>
